--- a/docs/week04/04_功能需求清单V1.docx
+++ b/docs/week04/04_功能需求清单V1.docx
@@ -662,7 +662,7 @@
                 <w:color w:val="000000" w:themeColor="text1"/>
                 <w:sz w:val="18"/>
               </w:rPr>
-              <w:t>P02 越权访问</w:t>
+              <w:t>—（V1.0 基础权限要求）</w:t>
             </w:r>
           </w:p>
         </w:tc>
@@ -781,7 +781,7 @@
                 <w:color w:val="000000" w:themeColor="text1"/>
                 <w:sz w:val="18"/>
               </w:rPr>
-              <w:t>P03 检索盲目</w:t>
+              <w:t>走查未编号问题：会议室维护校验</w:t>
             </w:r>
           </w:p>
         </w:tc>
@@ -900,7 +900,7 @@
                 <w:color w:val="000000" w:themeColor="text1"/>
                 <w:sz w:val="18"/>
               </w:rPr>
-              <w:t>P03 检索盲目</w:t>
+              <w:t>—（V1.0 范围第3条）</w:t>
             </w:r>
           </w:p>
         </w:tc>
@@ -1019,7 +1019,7 @@
                 <w:color w:val="000000" w:themeColor="text1"/>
                 <w:sz w:val="18"/>
               </w:rPr>
-              <w:t>P01 时段固定30分钟</w:t>
+              <w:t>—（V1.0 范围第4条）</w:t>
             </w:r>
           </w:p>
         </w:tc>
@@ -1171,7 +1171,7 @@
                 <w:color w:val="000000" w:themeColor="text1"/>
                 <w:sz w:val="18"/>
               </w:rPr>
-              <w:t>P01 时段固定30分钟</w:t>
+              <w:t>—（第3周方案B关键规则）</w:t>
             </w:r>
           </w:p>
         </w:tc>
@@ -1411,7 +1411,7 @@
                 <w:color w:val="000000" w:themeColor="text1"/>
                 <w:sz w:val="18"/>
               </w:rPr>
-              <w:t>P02 越权访问</w:t>
+              <w:t>走查未编号问题：用户维护校验</w:t>
             </w:r>
           </w:p>
         </w:tc>
@@ -1651,7 +1651,7 @@
                 <w:sz w:val="18"/>
                 <w:lang w:eastAsia="zh-CN"/>
               </w:rPr>
-              <w:t>P05/P06/P07 审核误操作、无日志、功能分区不清</w:t>
+              <w:t>P02/P05/P06/P07（唯一编号、审核误操作、无日志、分区不清）</w:t>
             </w:r>
           </w:p>
         </w:tc>
@@ -1900,7 +1900,7 @@
                 <w:color w:val="000000" w:themeColor="text1"/>
                 <w:sz w:val="18"/>
               </w:rPr>
-              <w:t>P05 审核误操作</w:t>
+              <w:t>—（任务书质量底线）</w:t>
             </w:r>
           </w:p>
         </w:tc>
@@ -2019,7 +2019,7 @@
                 <w:color w:val="000000" w:themeColor="text1"/>
                 <w:sz w:val="18"/>
               </w:rPr>
-              <w:t>P01 时段固定30分钟</w:t>
+              <w:t>—（任务书质量底线）</w:t>
             </w:r>
           </w:p>
         </w:tc>
@@ -2609,7 +2609,7 @@
                 <w:sz w:val="18"/>
                 <w:lang w:eastAsia="zh-CN"/>
               </w:rPr>
-              <w:t>UC</w:t>
+              <w:t>UC-11 查看和处理预约、UC-12 审核预约、UC-13 记录审核日志</w:t>
             </w:r>
             <w:proofErr w:type="gramStart"/>
             <w:r>
@@ -2619,7 +2619,6 @@
                 <w:sz w:val="18"/>
                 <w:lang w:eastAsia="zh-CN"/>
               </w:rPr>
-              <w:t>-11 查看</w:t>
             </w:r>
             <w:proofErr w:type="gramEnd"/>
             <w:r>
@@ -2629,7 +2628,6 @@
                 <w:sz w:val="18"/>
                 <w:lang w:eastAsia="zh-CN"/>
               </w:rPr>
-              <w:t>和处理预约、UC</w:t>
             </w:r>
             <w:proofErr w:type="gramStart"/>
             <w:r>
@@ -2639,7 +2637,6 @@
                 <w:sz w:val="18"/>
                 <w:lang w:eastAsia="zh-CN"/>
               </w:rPr>
-              <w:t>-12 审核</w:t>
             </w:r>
             <w:proofErr w:type="gramEnd"/>
             <w:r>
@@ -2649,7 +2646,6 @@
                 <w:sz w:val="18"/>
                 <w:lang w:eastAsia="zh-CN"/>
               </w:rPr>
-              <w:t>预约、UC</w:t>
             </w:r>
             <w:proofErr w:type="gramStart"/>
             <w:r>
@@ -2659,7 +2655,6 @@
                 <w:sz w:val="18"/>
                 <w:lang w:eastAsia="zh-CN"/>
               </w:rPr>
-              <w:t>-14 记录</w:t>
             </w:r>
             <w:proofErr w:type="gramEnd"/>
             <w:r>
@@ -2669,7 +2664,6 @@
                 <w:sz w:val="18"/>
                 <w:lang w:eastAsia="zh-CN"/>
               </w:rPr>
-              <w:t>审核日志</w:t>
             </w:r>
           </w:p>
         </w:tc>
@@ -2771,7 +2765,7 @@
                 <w:sz w:val="18"/>
                 <w:lang w:eastAsia="zh-CN"/>
               </w:rPr>
-              <w:t>测试用例，无直接用例</w:t>
+              <w:t>无直接对应用例（测试活动，覆盖 UC-01～UC-13）</w:t>
             </w:r>
           </w:p>
         </w:tc>
@@ -2822,7 +2816,7 @@
                 <w:sz w:val="18"/>
                 <w:lang w:eastAsia="zh-CN"/>
               </w:rPr>
-              <w:t>系统启动与演示，无直接用例</w:t>
+              <w:t>无直接对应用例（启动与现场演示）</w:t>
             </w:r>
           </w:p>
         </w:tc>
@@ -3946,7 +3940,7 @@
                 <w:color w:val="000000" w:themeColor="text1"/>
                 <w:sz w:val="18"/>
               </w:rPr>
-              <w:t>P01 时段固定30分钟</w:t>
+              <w:t>P01 预约时段固定 30 分钟</w:t>
             </w:r>
           </w:p>
         </w:tc>
@@ -3968,7 +3962,7 @@
                 <w:color w:val="000000" w:themeColor="text1"/>
                 <w:sz w:val="18"/>
               </w:rPr>
-              <w:t>FR-04、FR-05、FR-08</w:t>
+              <w:t>FR-08（预置 30/45/60 分钟多档时段）</w:t>
             </w:r>
           </w:p>
         </w:tc>
@@ -3995,7 +3989,7 @@
                 <w:color w:val="000000" w:themeColor="text1"/>
                 <w:sz w:val="18"/>
               </w:rPr>
-              <w:t>P02 越权访问</w:t>
+              <w:t>P02 预约凭证缺少唯一编号</w:t>
             </w:r>
           </w:p>
         </w:tc>
@@ -4017,7 +4011,7 @@
                 <w:color w:val="000000" w:themeColor="text1"/>
                 <w:sz w:val="18"/>
               </w:rPr>
-              <w:t>FR-01、FR-07</w:t>
+              <w:t>FR-09（审核通过后生成唯一预约编号）</w:t>
             </w:r>
           </w:p>
         </w:tc>
@@ -4044,7 +4038,7 @@
                 <w:color w:val="000000" w:themeColor="text1"/>
                 <w:sz w:val="18"/>
               </w:rPr>
-              <w:t>P03 检索盲目</w:t>
+              <w:t>P03 不提供预约修改功能</w:t>
             </w:r>
           </w:p>
         </w:tc>
@@ -4066,7 +4060,7 @@
                 <w:color w:val="000000" w:themeColor="text1"/>
                 <w:sz w:val="18"/>
               </w:rPr>
-              <w:t>FR-02、FR-03</w:t>
+              <w:t>FR-06（我的预约改期）</w:t>
             </w:r>
           </w:p>
         </w:tc>
@@ -4093,7 +4087,7 @@
                 <w:color w:val="000000" w:themeColor="text1"/>
                 <w:sz w:val="18"/>
               </w:rPr>
-              <w:t>P04 流程无追溯</w:t>
+              <w:t>P04 变更预约步骤过长</w:t>
             </w:r>
           </w:p>
         </w:tc>
@@ -4115,7 +4109,7 @@
                 <w:color w:val="000000" w:themeColor="text1"/>
                 <w:sz w:val="18"/>
               </w:rPr>
-              <w:t>FR-06、FR-09</w:t>
+              <w:t>FR-06（改期流程缩短）</w:t>
             </w:r>
           </w:p>
         </w:tc>
@@ -4142,7 +4136,7 @@
                 <w:color w:val="000000" w:themeColor="text1"/>
                 <w:sz w:val="18"/>
               </w:rPr>
-              <w:t>P05 审核误操作</w:t>
+              <w:t>P05 审核易误操作</w:t>
             </w:r>
           </w:p>
         </w:tc>
@@ -4164,7 +4158,7 @@
                 <w:color w:val="000000" w:themeColor="text1"/>
                 <w:sz w:val="18"/>
               </w:rPr>
-              <w:t>FR-09</w:t>
+              <w:t>FR-09（审核二次确认与独立审核区）</w:t>
             </w:r>
           </w:p>
         </w:tc>
@@ -4213,7 +4207,7 @@
                 <w:color w:val="000000" w:themeColor="text1"/>
                 <w:sz w:val="18"/>
               </w:rPr>
-              <w:t>FR-09</w:t>
+              <w:t>FR-09（审核日志）</w:t>
             </w:r>
           </w:p>
         </w:tc>
@@ -4262,7 +4256,7 @@
                 <w:color w:val="000000" w:themeColor="text1"/>
                 <w:sz w:val="18"/>
               </w:rPr>
-              <w:t>FR-09</w:t>
+              <w:t>FR-09（独立审核操作区）</w:t>
             </w:r>
           </w:p>
         </w:tc>
